--- a/docs/AI-Role-Specification/Analytics_Manager_Agent_Specification.docx
+++ b/docs/AI-Role-Specification/Analytics_Manager_Agent_Specification.docx
@@ -4152,21 +4152,57 @@
         <w:spacing w:after="0" w:line="240" w:lineRule="auto"/>
         <w:textAlignment w:val="baseline"/>
         <w:rPr>
+          <w:rFonts w:ascii="Arial" w:eastAsia="Times New Roman" w:hAnsi="Arial" w:cs="Arial"/>
+          <w:color w:val="0F4761"/>
+          <w:sz w:val="28"/>
+          <w:szCs w:val="28"/>
+        </w:rPr>
+      </w:pPr>
+      <w:r>
+        <w:rPr>
+          <w:rFonts w:ascii="Arial" w:eastAsia="Times New Roman" w:hAnsi="Arial" w:cs="Arial"/>
+          <w:color w:val="0F4761"/>
+          <w:sz w:val="28"/>
+          <w:szCs w:val="28"/>
+        </w:rPr>
+        <w:t> </w:t>
+      </w:r>
+    </w:p>
+    <w:p>
+      <w:pPr>
+        <w:spacing w:after="0" w:line="240" w:lineRule="auto"/>
+        <w:textAlignment w:val="baseline"/>
+        <w:rPr>
           <w:rFonts w:ascii="Segoe UI" w:eastAsia="Times New Roman" w:hAnsi="Segoe UI" w:cs="Segoe UI"/>
           <w:color w:val="0F4761"/>
           <w:sz w:val="18"/>
           <w:szCs w:val="18"/>
         </w:rPr>
       </w:pPr>
-      <w:r>
-        <w:rPr>
-          <w:rFonts w:ascii="Arial" w:eastAsia="Times New Roman" w:hAnsi="Arial" w:cs="Arial"/>
+    </w:p>
+    <w:p>
+      <w:pPr>
+        <w:spacing w:after="0" w:line="240" w:lineRule="auto"/>
+        <w:textAlignment w:val="baseline"/>
+        <w:rPr>
+          <w:rFonts w:ascii="Segoe UI" w:eastAsia="Times New Roman" w:hAnsi="Segoe UI" w:cs="Segoe UI"/>
           <w:color w:val="0F4761"/>
-          <w:sz w:val="28"/>
-          <w:szCs w:val="28"/>
-        </w:rPr>
-        <w:t> </w:t>
-      </w:r>
+          <w:sz w:val="18"/>
+          <w:szCs w:val="18"/>
+        </w:rPr>
+      </w:pPr>
+    </w:p>
+    <w:p>
+      <w:pPr>
+        <w:spacing w:after="0" w:line="240" w:lineRule="auto"/>
+        <w:textAlignment w:val="baseline"/>
+        <w:rPr>
+          <w:rFonts w:ascii="Segoe UI" w:eastAsia="Times New Roman" w:hAnsi="Segoe UI" w:cs="Segoe UI"/>
+          <w:color w:val="0F4761"/>
+          <w:sz w:val="18"/>
+          <w:szCs w:val="18"/>
+        </w:rPr>
+      </w:pPr>
     </w:p>
     <w:p>
       <w:pPr>
@@ -4207,6 +4243,7 @@
           <w:sz w:val="28"/>
           <w:szCs w:val="28"/>
         </w:rPr>
+        <w:lastRenderedPageBreak/>
         <w:t>8. Questions / Assumptions</w:t>
       </w:r>
       <w:r>
@@ -4260,7 +4297,6 @@
           <w:sz w:val="24"/>
           <w:szCs w:val="24"/>
         </w:rPr>
-        <w:lastRenderedPageBreak/>
         <w:t>Assumption: The agent will analyze data and provide recommendations only. It will not autonomously alter campaign budgets, targeting, advertisements, published content, or marketing-channel configuration. </w:t>
       </w:r>
     </w:p>
@@ -4528,10 +4564,786 @@
         <w:t>Question for client: Is the required output of a web dashboard, downloadable report, chat response, or a combination of these? </w:t>
       </w:r>
     </w:p>
+    <w:p/>
+    <w:p/>
+    <w:p/>
+    <w:p/>
+    <w:p/>
+    <w:p/>
+    <w:p/>
+    <w:p/>
+    <w:p/>
+    <w:p/>
+    <w:p/>
+    <w:p/>
     <w:p>
       <w:bookmarkStart w:id="0" w:name="_GoBack"/>
       <w:bookmarkEnd w:id="0"/>
     </w:p>
+    <w:p>
+      <w:pPr>
+        <w:spacing w:after="0" w:line="240" w:lineRule="auto"/>
+        <w:textAlignment w:val="baseline"/>
+        <w:rPr>
+          <w:rFonts w:ascii="Segoe UI" w:eastAsia="Times New Roman" w:hAnsi="Segoe UI" w:cs="Segoe UI"/>
+          <w:color w:val="0F4761"/>
+          <w:sz w:val="18"/>
+          <w:szCs w:val="18"/>
+        </w:rPr>
+      </w:pPr>
+      <w:r>
+        <w:rPr>
+          <w:rFonts w:ascii="Arial" w:eastAsia="Times New Roman" w:hAnsi="Arial" w:cs="Arial"/>
+          <w:b/>
+          <w:bCs/>
+          <w:color w:val="0F4761"/>
+          <w:sz w:val="28"/>
+          <w:szCs w:val="28"/>
+        </w:rPr>
+        <w:lastRenderedPageBreak/>
+        <w:t>9</w:t>
+      </w:r>
+      <w:r>
+        <w:rPr>
+          <w:rFonts w:ascii="Arial" w:eastAsia="Times New Roman" w:hAnsi="Arial" w:cs="Arial"/>
+          <w:b/>
+          <w:bCs/>
+          <w:color w:val="0F4761"/>
+          <w:sz w:val="28"/>
+          <w:szCs w:val="28"/>
+        </w:rPr>
+        <w:t xml:space="preserve">. </w:t>
+      </w:r>
+      <w:r>
+        <w:rPr>
+          <w:rFonts w:ascii="Arial" w:eastAsia="Times New Roman" w:hAnsi="Arial" w:cs="Arial"/>
+          <w:b/>
+          <w:bCs/>
+          <w:color w:val="0F4761"/>
+          <w:sz w:val="28"/>
+          <w:szCs w:val="28"/>
+        </w:rPr>
+        <w:t>Sprint Update</w:t>
+      </w:r>
+    </w:p>
+    <w:p>
+      <w:pPr>
+        <w:spacing w:before="100" w:beforeAutospacing="1" w:after="100" w:afterAutospacing="1" w:line="240" w:lineRule="auto"/>
+        <w:outlineLvl w:val="1"/>
+        <w:rPr>
+          <w:rFonts w:ascii="Times New Roman" w:eastAsia="Times New Roman" w:hAnsi="Times New Roman" w:cs="Times New Roman"/>
+          <w:b/>
+          <w:bCs/>
+          <w:sz w:val="36"/>
+        </w:rPr>
+      </w:pPr>
+      <w:r>
+        <w:rPr>
+          <w:rFonts w:ascii="Times New Roman" w:eastAsia="Times New Roman" w:hAnsi="Times New Roman" w:cs="Times New Roman"/>
+          <w:b/>
+          <w:bCs/>
+          <w:sz w:val="36"/>
+        </w:rPr>
+        <w:t>Week 2 — Teaching and Boundary Testing</w:t>
+      </w:r>
+    </w:p>
+    <w:p>
+      <w:pPr>
+        <w:spacing w:before="100" w:beforeAutospacing="1" w:after="100" w:afterAutospacing="1" w:line="240" w:lineRule="auto"/>
+        <w:rPr>
+          <w:rFonts w:ascii="Times New Roman" w:eastAsia="Times New Roman" w:hAnsi="Times New Roman" w:cs="Times New Roman"/>
+          <w:sz w:val="24"/>
+          <w:szCs w:val="24"/>
+        </w:rPr>
+      </w:pPr>
+      <w:r>
+        <w:rPr>
+          <w:rFonts w:ascii="Times New Roman" w:eastAsia="Times New Roman" w:hAnsi="Times New Roman" w:cs="Times New Roman"/>
+          <w:sz w:val="24"/>
+          <w:szCs w:val="24"/>
+        </w:rPr>
+        <w:t>The founding specification (Sections 1–8 above) was taught to the agent section by section, then stress-tested against three realistic scenarios:</w:t>
+      </w:r>
+    </w:p>
+    <w:p>
+      <w:pPr>
+        <w:numPr>
+          <w:ilvl w:val="0"/>
+          <w:numId w:val="18"/>
+        </w:numPr>
+        <w:spacing w:before="100" w:beforeAutospacing="1" w:after="100" w:afterAutospacing="1" w:line="240" w:lineRule="auto"/>
+        <w:rPr>
+          <w:rFonts w:ascii="Times New Roman" w:eastAsia="Times New Roman" w:hAnsi="Times New Roman" w:cs="Times New Roman"/>
+          <w:sz w:val="24"/>
+          <w:szCs w:val="24"/>
+        </w:rPr>
+      </w:pPr>
+      <w:r>
+        <w:rPr>
+          <w:rFonts w:ascii="Times New Roman" w:eastAsia="Times New Roman" w:hAnsi="Times New Roman" w:cs="Times New Roman"/>
+          <w:sz w:val="24"/>
+          <w:szCs w:val="24"/>
+        </w:rPr>
+        <w:t>Missing data</w:t>
+      </w:r>
+    </w:p>
+    <w:p>
+      <w:pPr>
+        <w:numPr>
+          <w:ilvl w:val="0"/>
+          <w:numId w:val="18"/>
+        </w:numPr>
+        <w:spacing w:before="100" w:beforeAutospacing="1" w:after="100" w:afterAutospacing="1" w:line="240" w:lineRule="auto"/>
+        <w:rPr>
+          <w:rFonts w:ascii="Times New Roman" w:eastAsia="Times New Roman" w:hAnsi="Times New Roman" w:cs="Times New Roman"/>
+          <w:sz w:val="24"/>
+          <w:szCs w:val="24"/>
+        </w:rPr>
+      </w:pPr>
+      <w:r>
+        <w:rPr>
+          <w:rFonts w:ascii="Times New Roman" w:eastAsia="Times New Roman" w:hAnsi="Times New Roman" w:cs="Times New Roman"/>
+          <w:sz w:val="24"/>
+          <w:szCs w:val="24"/>
+        </w:rPr>
+        <w:t>Duplicate records</w:t>
+      </w:r>
+    </w:p>
+    <w:p>
+      <w:pPr>
+        <w:numPr>
+          <w:ilvl w:val="0"/>
+          <w:numId w:val="18"/>
+        </w:numPr>
+        <w:spacing w:before="100" w:beforeAutospacing="1" w:after="100" w:afterAutospacing="1" w:line="240" w:lineRule="auto"/>
+        <w:rPr>
+          <w:rFonts w:ascii="Times New Roman" w:eastAsia="Times New Roman" w:hAnsi="Times New Roman" w:cs="Times New Roman"/>
+          <w:sz w:val="24"/>
+          <w:szCs w:val="24"/>
+        </w:rPr>
+      </w:pPr>
+      <w:r>
+        <w:rPr>
+          <w:rFonts w:ascii="Times New Roman" w:eastAsia="Times New Roman" w:hAnsi="Times New Roman" w:cs="Times New Roman"/>
+          <w:sz w:val="24"/>
+          <w:szCs w:val="24"/>
+        </w:rPr>
+        <w:t>An unauthorized budget-change request</w:t>
+      </w:r>
+    </w:p>
+    <w:p>
+      <w:pPr>
+        <w:spacing w:before="100" w:beforeAutospacing="1" w:after="100" w:afterAutospacing="1" w:line="240" w:lineRule="auto"/>
+        <w:rPr>
+          <w:rFonts w:ascii="Times New Roman" w:eastAsia="Times New Roman" w:hAnsi="Times New Roman" w:cs="Times New Roman"/>
+          <w:sz w:val="24"/>
+          <w:szCs w:val="24"/>
+        </w:rPr>
+      </w:pPr>
+      <w:r>
+        <w:rPr>
+          <w:rFonts w:ascii="Times New Roman" w:eastAsia="Times New Roman" w:hAnsi="Times New Roman" w:cs="Times New Roman"/>
+          <w:sz w:val="24"/>
+          <w:szCs w:val="24"/>
+        </w:rPr>
+        <w:t>The agent held its defined boundaries correctly in every scenario, consistent with the Section 8 assumption that it will not autonomously alter budgets, targeting, or published content.</w:t>
+      </w:r>
+    </w:p>
+    <w:p>
+      <w:pPr>
+        <w:spacing w:before="100" w:beforeAutospacing="1" w:after="100" w:afterAutospacing="1" w:line="240" w:lineRule="auto"/>
+        <w:outlineLvl w:val="1"/>
+        <w:rPr>
+          <w:rFonts w:ascii="Times New Roman" w:eastAsia="Times New Roman" w:hAnsi="Times New Roman" w:cs="Times New Roman"/>
+          <w:b/>
+          <w:bCs/>
+          <w:sz w:val="36"/>
+        </w:rPr>
+      </w:pPr>
+      <w:r>
+        <w:rPr>
+          <w:rFonts w:ascii="Times New Roman" w:eastAsia="Times New Roman" w:hAnsi="Times New Roman" w:cs="Times New Roman"/>
+          <w:b/>
+          <w:bCs/>
+          <w:sz w:val="36"/>
+        </w:rPr>
+        <w:t>Mid-Sprint Discovery — Role Restructure</w:t>
+      </w:r>
+    </w:p>
+    <w:p>
+      <w:pPr>
+        <w:spacing w:before="100" w:beforeAutospacing="1" w:after="100" w:afterAutospacing="1" w:line="240" w:lineRule="auto"/>
+        <w:rPr>
+          <w:rFonts w:ascii="Times New Roman" w:eastAsia="Times New Roman" w:hAnsi="Times New Roman" w:cs="Times New Roman"/>
+          <w:sz w:val="24"/>
+          <w:szCs w:val="24"/>
+        </w:rPr>
+      </w:pPr>
+      <w:r>
+        <w:rPr>
+          <w:rFonts w:ascii="Times New Roman" w:eastAsia="Times New Roman" w:hAnsi="Times New Roman" w:cs="Times New Roman"/>
+          <w:sz w:val="24"/>
+          <w:szCs w:val="24"/>
+        </w:rPr>
+        <w:t xml:space="preserve">During Week 2, review of the official project charter revealed that </w:t>
+      </w:r>
+      <w:r>
+        <w:rPr>
+          <w:rFonts w:ascii="Times New Roman" w:eastAsia="Times New Roman" w:hAnsi="Times New Roman" w:cs="Times New Roman"/>
+          <w:b/>
+          <w:bCs/>
+          <w:sz w:val="24"/>
+          <w:szCs w:val="24"/>
+        </w:rPr>
+        <w:t>Analytics Manager is defined as a human supervisory role</w:t>
+      </w:r>
+      <w:r>
+        <w:rPr>
+          <w:rFonts w:ascii="Times New Roman" w:eastAsia="Times New Roman" w:hAnsi="Times New Roman" w:cs="Times New Roman"/>
+          <w:sz w:val="24"/>
+          <w:szCs w:val="24"/>
+        </w:rPr>
+        <w:t>, not an AI agent role. The AI work itself sits under three specialist agents:</w:t>
+      </w:r>
+    </w:p>
+    <w:tbl>
+      <w:tblPr>
+        <w:tblW w:w="0" w:type="auto"/>
+        <w:tblCellSpacing w:w="15" w:type="dxa"/>
+        <w:tblCellMar>
+          <w:top w:w="15" w:type="dxa"/>
+          <w:left w:w="15" w:type="dxa"/>
+          <w:bottom w:w="15" w:type="dxa"/>
+          <w:right w:w="15" w:type="dxa"/>
+        </w:tblCellMar>
+        <w:tblLook w:val="04A0" w:firstRow="1" w:lastRow="0" w:firstColumn="1" w:lastColumn="0" w:noHBand="0" w:noVBand="1"/>
+      </w:tblPr>
+      <w:tblGrid>
+        <w:gridCol w:w="2213"/>
+        <w:gridCol w:w="7147"/>
+      </w:tblGrid>
+      <w:tr>
+        <w:trPr>
+          <w:tblHeader/>
+          <w:tblCellSpacing w:w="15" w:type="dxa"/>
+        </w:trPr>
+        <w:tc>
+          <w:tcPr>
+            <w:tcW w:w="0" w:type="auto"/>
+            <w:vAlign w:val="center"/>
+            <w:hideMark/>
+          </w:tcPr>
+          <w:p>
+            <w:pPr>
+              <w:spacing w:after="0" w:line="240" w:lineRule="auto"/>
+              <w:jc w:val="center"/>
+              <w:rPr>
+                <w:rFonts w:ascii="Times New Roman" w:eastAsia="Times New Roman" w:hAnsi="Times New Roman" w:cs="Times New Roman"/>
+                <w:b/>
+                <w:bCs/>
+                <w:sz w:val="24"/>
+                <w:szCs w:val="24"/>
+              </w:rPr>
+            </w:pPr>
+            <w:r>
+              <w:rPr>
+                <w:rFonts w:ascii="Times New Roman" w:eastAsia="Times New Roman" w:hAnsi="Times New Roman" w:cs="Times New Roman"/>
+                <w:b/>
+                <w:bCs/>
+                <w:sz w:val="24"/>
+                <w:szCs w:val="24"/>
+              </w:rPr>
+              <w:t>Specialist Agent</w:t>
+            </w:r>
+          </w:p>
+        </w:tc>
+        <w:tc>
+          <w:tcPr>
+            <w:tcW w:w="0" w:type="auto"/>
+            <w:vAlign w:val="center"/>
+            <w:hideMark/>
+          </w:tcPr>
+          <w:p>
+            <w:pPr>
+              <w:spacing w:after="0" w:line="240" w:lineRule="auto"/>
+              <w:jc w:val="center"/>
+              <w:rPr>
+                <w:rFonts w:ascii="Times New Roman" w:eastAsia="Times New Roman" w:hAnsi="Times New Roman" w:cs="Times New Roman"/>
+                <w:b/>
+                <w:bCs/>
+                <w:sz w:val="24"/>
+                <w:szCs w:val="24"/>
+              </w:rPr>
+            </w:pPr>
+            <w:r>
+              <w:rPr>
+                <w:rFonts w:ascii="Times New Roman" w:eastAsia="Times New Roman" w:hAnsi="Times New Roman" w:cs="Times New Roman"/>
+                <w:b/>
+                <w:bCs/>
+                <w:sz w:val="24"/>
+                <w:szCs w:val="24"/>
+              </w:rPr>
+              <w:t>Function</w:t>
+            </w:r>
+          </w:p>
+        </w:tc>
+      </w:tr>
+      <w:tr>
+        <w:trPr>
+          <w:tblCellSpacing w:w="15" w:type="dxa"/>
+        </w:trPr>
+        <w:tc>
+          <w:tcPr>
+            <w:tcW w:w="0" w:type="auto"/>
+            <w:vAlign w:val="center"/>
+            <w:hideMark/>
+          </w:tcPr>
+          <w:p>
+            <w:pPr>
+              <w:spacing w:after="0" w:line="240" w:lineRule="auto"/>
+              <w:rPr>
+                <w:rFonts w:ascii="Times New Roman" w:eastAsia="Times New Roman" w:hAnsi="Times New Roman" w:cs="Times New Roman"/>
+                <w:sz w:val="24"/>
+                <w:szCs w:val="24"/>
+              </w:rPr>
+            </w:pPr>
+            <w:r>
+              <w:rPr>
+                <w:rFonts w:ascii="Times New Roman" w:eastAsia="Times New Roman" w:hAnsi="Times New Roman" w:cs="Times New Roman"/>
+                <w:sz w:val="24"/>
+                <w:szCs w:val="24"/>
+              </w:rPr>
+              <w:t>Marketing Data Analyst</w:t>
+            </w:r>
+          </w:p>
+        </w:tc>
+        <w:tc>
+          <w:tcPr>
+            <w:tcW w:w="0" w:type="auto"/>
+            <w:vAlign w:val="center"/>
+            <w:hideMark/>
+          </w:tcPr>
+          <w:p>
+            <w:pPr>
+              <w:spacing w:after="0" w:line="240" w:lineRule="auto"/>
+              <w:rPr>
+                <w:rFonts w:ascii="Times New Roman" w:eastAsia="Times New Roman" w:hAnsi="Times New Roman" w:cs="Times New Roman"/>
+                <w:sz w:val="24"/>
+                <w:szCs w:val="24"/>
+              </w:rPr>
+            </w:pPr>
+            <w:r>
+              <w:rPr>
+                <w:rFonts w:ascii="Times New Roman" w:eastAsia="Times New Roman" w:hAnsi="Times New Roman" w:cs="Times New Roman"/>
+                <w:sz w:val="24"/>
+                <w:szCs w:val="24"/>
+              </w:rPr>
+              <w:t>Analyses campaign/channel data, calculates KPIs, validates data quality</w:t>
+            </w:r>
+          </w:p>
+        </w:tc>
+      </w:tr>
+      <w:tr>
+        <w:trPr>
+          <w:tblCellSpacing w:w="15" w:type="dxa"/>
+        </w:trPr>
+        <w:tc>
+          <w:tcPr>
+            <w:tcW w:w="0" w:type="auto"/>
+            <w:vAlign w:val="center"/>
+            <w:hideMark/>
+          </w:tcPr>
+          <w:p>
+            <w:pPr>
+              <w:spacing w:after="0" w:line="240" w:lineRule="auto"/>
+              <w:rPr>
+                <w:rFonts w:ascii="Times New Roman" w:eastAsia="Times New Roman" w:hAnsi="Times New Roman" w:cs="Times New Roman"/>
+                <w:sz w:val="24"/>
+                <w:szCs w:val="24"/>
+              </w:rPr>
+            </w:pPr>
+            <w:r>
+              <w:rPr>
+                <w:rFonts w:ascii="Times New Roman" w:eastAsia="Times New Roman" w:hAnsi="Times New Roman" w:cs="Times New Roman"/>
+                <w:sz w:val="24"/>
+                <w:szCs w:val="24"/>
+              </w:rPr>
+              <w:t>SEO Performance Analyst</w:t>
+            </w:r>
+          </w:p>
+        </w:tc>
+        <w:tc>
+          <w:tcPr>
+            <w:tcW w:w="0" w:type="auto"/>
+            <w:vAlign w:val="center"/>
+            <w:hideMark/>
+          </w:tcPr>
+          <w:p>
+            <w:pPr>
+              <w:spacing w:after="0" w:line="240" w:lineRule="auto"/>
+              <w:rPr>
+                <w:rFonts w:ascii="Times New Roman" w:eastAsia="Times New Roman" w:hAnsi="Times New Roman" w:cs="Times New Roman"/>
+                <w:sz w:val="24"/>
+                <w:szCs w:val="24"/>
+              </w:rPr>
+            </w:pPr>
+            <w:r>
+              <w:rPr>
+                <w:rFonts w:ascii="Times New Roman" w:eastAsia="Times New Roman" w:hAnsi="Times New Roman" w:cs="Times New Roman"/>
+                <w:sz w:val="24"/>
+                <w:szCs w:val="24"/>
+              </w:rPr>
+              <w:t>Tracks organic/AI-search performance — rankings, clicks, impressions — with attribution caveats</w:t>
+            </w:r>
+          </w:p>
+        </w:tc>
+      </w:tr>
+      <w:tr>
+        <w:trPr>
+          <w:tblCellSpacing w:w="15" w:type="dxa"/>
+        </w:trPr>
+        <w:tc>
+          <w:tcPr>
+            <w:tcW w:w="0" w:type="auto"/>
+            <w:vAlign w:val="center"/>
+            <w:hideMark/>
+          </w:tcPr>
+          <w:p>
+            <w:pPr>
+              <w:spacing w:after="0" w:line="240" w:lineRule="auto"/>
+              <w:rPr>
+                <w:rFonts w:ascii="Times New Roman" w:eastAsia="Times New Roman" w:hAnsi="Times New Roman" w:cs="Times New Roman"/>
+                <w:sz w:val="24"/>
+                <w:szCs w:val="24"/>
+              </w:rPr>
+            </w:pPr>
+            <w:r>
+              <w:rPr>
+                <w:rFonts w:ascii="Times New Roman" w:eastAsia="Times New Roman" w:hAnsi="Times New Roman" w:cs="Times New Roman"/>
+                <w:sz w:val="24"/>
+                <w:szCs w:val="24"/>
+              </w:rPr>
+              <w:t>Dashboard Builder</w:t>
+            </w:r>
+          </w:p>
+        </w:tc>
+        <w:tc>
+          <w:tcPr>
+            <w:tcW w:w="0" w:type="auto"/>
+            <w:vAlign w:val="center"/>
+            <w:hideMark/>
+          </w:tcPr>
+          <w:p>
+            <w:pPr>
+              <w:spacing w:after="0" w:line="240" w:lineRule="auto"/>
+              <w:rPr>
+                <w:rFonts w:ascii="Times New Roman" w:eastAsia="Times New Roman" w:hAnsi="Times New Roman" w:cs="Times New Roman"/>
+                <w:sz w:val="24"/>
+                <w:szCs w:val="24"/>
+              </w:rPr>
+            </w:pPr>
+            <w:r>
+              <w:rPr>
+                <w:rFonts w:ascii="Times New Roman" w:eastAsia="Times New Roman" w:hAnsi="Times New Roman" w:cs="Times New Roman"/>
+                <w:sz w:val="24"/>
+                <w:szCs w:val="24"/>
+              </w:rPr>
+              <w:t>Converts validated specialist outputs into decision-focused dashboards, views, and alerts</w:t>
+            </w:r>
+          </w:p>
+        </w:tc>
+      </w:tr>
+    </w:tbl>
+    <w:p>
+      <w:pPr>
+        <w:spacing w:before="100" w:beforeAutospacing="1" w:after="100" w:afterAutospacing="1" w:line="240" w:lineRule="auto"/>
+        <w:rPr>
+          <w:rFonts w:ascii="Times New Roman" w:eastAsia="Times New Roman" w:hAnsi="Times New Roman" w:cs="Times New Roman"/>
+          <w:sz w:val="24"/>
+          <w:szCs w:val="24"/>
+        </w:rPr>
+      </w:pPr>
+      <w:r>
+        <w:rPr>
+          <w:rFonts w:ascii="Times New Roman" w:eastAsia="Times New Roman" w:hAnsi="Times New Roman" w:cs="Times New Roman"/>
+          <w:sz w:val="24"/>
+          <w:szCs w:val="24"/>
+        </w:rPr>
+        <w:t>The specification above has been retained as the reference framework (KPIs, skills, workflow, tools, and governance) but is now understood to define the human Analytics Manager's supervisory scope over these three specialist agents, rather than a single agent's own role.</w:t>
+      </w:r>
+    </w:p>
+    <w:p>
+      <w:pPr>
+        <w:spacing w:before="100" w:beforeAutospacing="1" w:after="100" w:afterAutospacing="1" w:line="240" w:lineRule="auto"/>
+        <w:outlineLvl w:val="1"/>
+        <w:rPr>
+          <w:rFonts w:ascii="Times New Roman" w:eastAsia="Times New Roman" w:hAnsi="Times New Roman" w:cs="Times New Roman"/>
+          <w:b/>
+          <w:bCs/>
+          <w:sz w:val="36"/>
+        </w:rPr>
+      </w:pPr>
+      <w:r>
+        <w:rPr>
+          <w:rFonts w:ascii="Times New Roman" w:eastAsia="Times New Roman" w:hAnsi="Times New Roman" w:cs="Times New Roman"/>
+          <w:b/>
+          <w:bCs/>
+          <w:sz w:val="36"/>
+        </w:rPr>
+        <w:t>Week 3 — Escalating Validation Tests</w:t>
+      </w:r>
+    </w:p>
+    <w:p>
+      <w:pPr>
+        <w:spacing w:before="100" w:beforeAutospacing="1" w:after="100" w:afterAutospacing="1" w:line="240" w:lineRule="auto"/>
+        <w:rPr>
+          <w:rFonts w:ascii="Times New Roman" w:eastAsia="Times New Roman" w:hAnsi="Times New Roman" w:cs="Times New Roman"/>
+          <w:sz w:val="24"/>
+          <w:szCs w:val="24"/>
+        </w:rPr>
+      </w:pPr>
+      <w:r>
+        <w:rPr>
+          <w:rFonts w:ascii="Times New Roman" w:eastAsia="Times New Roman" w:hAnsi="Times New Roman" w:cs="Times New Roman"/>
+          <w:sz w:val="24"/>
+          <w:szCs w:val="24"/>
+        </w:rPr>
+        <w:t>Three-stage test sequence run against the restructured agent model:</w:t>
+      </w:r>
+    </w:p>
+    <w:p>
+      <w:pPr>
+        <w:numPr>
+          <w:ilvl w:val="0"/>
+          <w:numId w:val="19"/>
+        </w:numPr>
+        <w:spacing w:before="100" w:beforeAutospacing="1" w:after="100" w:afterAutospacing="1" w:line="240" w:lineRule="auto"/>
+        <w:rPr>
+          <w:rFonts w:ascii="Times New Roman" w:eastAsia="Times New Roman" w:hAnsi="Times New Roman" w:cs="Times New Roman"/>
+          <w:sz w:val="24"/>
+          <w:szCs w:val="24"/>
+        </w:rPr>
+      </w:pPr>
+      <w:r>
+        <w:rPr>
+          <w:rFonts w:ascii="Times New Roman" w:eastAsia="Times New Roman" w:hAnsi="Times New Roman" w:cs="Times New Roman"/>
+          <w:sz w:val="24"/>
+          <w:szCs w:val="24"/>
+        </w:rPr>
+        <w:t>Clean data scenario — baseline pass.</w:t>
+      </w:r>
+    </w:p>
+    <w:p>
+      <w:pPr>
+        <w:numPr>
+          <w:ilvl w:val="0"/>
+          <w:numId w:val="19"/>
+        </w:numPr>
+        <w:spacing w:before="100" w:beforeAutospacing="1" w:after="100" w:afterAutospacing="1" w:line="240" w:lineRule="auto"/>
+        <w:rPr>
+          <w:rFonts w:ascii="Times New Roman" w:eastAsia="Times New Roman" w:hAnsi="Times New Roman" w:cs="Times New Roman"/>
+          <w:sz w:val="24"/>
+          <w:szCs w:val="24"/>
+        </w:rPr>
+      </w:pPr>
+      <w:r>
+        <w:rPr>
+          <w:rFonts w:ascii="Times New Roman" w:eastAsia="Times New Roman" w:hAnsi="Times New Roman" w:cs="Times New Roman"/>
+          <w:sz w:val="24"/>
+          <w:szCs w:val="24"/>
+        </w:rPr>
+        <w:t>Deliberately messy data scenario — agent correctly flagged data-quality issues before drawing conclusions, consistent with Skill 3 (data validation) and KPI 3 (data-quality transparency).</w:t>
+      </w:r>
+    </w:p>
+    <w:p>
+      <w:pPr>
+        <w:numPr>
+          <w:ilvl w:val="0"/>
+          <w:numId w:val="19"/>
+        </w:numPr>
+        <w:spacing w:before="100" w:beforeAutospacing="1" w:after="100" w:afterAutospacing="1" w:line="240" w:lineRule="auto"/>
+        <w:rPr>
+          <w:rFonts w:ascii="Times New Roman" w:eastAsia="Times New Roman" w:hAnsi="Times New Roman" w:cs="Times New Roman"/>
+          <w:sz w:val="24"/>
+          <w:szCs w:val="24"/>
+        </w:rPr>
+      </w:pPr>
+      <w:r>
+        <w:rPr>
+          <w:rFonts w:ascii="Times New Roman" w:eastAsia="Times New Roman" w:hAnsi="Times New Roman" w:cs="Times New Roman"/>
+          <w:sz w:val="24"/>
+          <w:szCs w:val="24"/>
+        </w:rPr>
+        <w:t xml:space="preserve">Real </w:t>
+      </w:r>
+      <w:proofErr w:type="spellStart"/>
+      <w:r>
+        <w:rPr>
+          <w:rFonts w:ascii="Times New Roman" w:eastAsia="Times New Roman" w:hAnsi="Times New Roman" w:cs="Times New Roman"/>
+          <w:sz w:val="24"/>
+          <w:szCs w:val="24"/>
+        </w:rPr>
+        <w:t>ViriVR</w:t>
+      </w:r>
+      <w:proofErr w:type="spellEnd"/>
+      <w:r>
+        <w:rPr>
+          <w:rFonts w:ascii="Times New Roman" w:eastAsia="Times New Roman" w:hAnsi="Times New Roman" w:cs="Times New Roman"/>
+          <w:sz w:val="24"/>
+          <w:szCs w:val="24"/>
+        </w:rPr>
+        <w:t xml:space="preserve"> SEO scenario — agent caught every planted issue.</w:t>
+      </w:r>
+    </w:p>
+    <w:p>
+      <w:pPr>
+        <w:spacing w:before="100" w:beforeAutospacing="1" w:after="100" w:afterAutospacing="1" w:line="240" w:lineRule="auto"/>
+        <w:rPr>
+          <w:rFonts w:ascii="Times New Roman" w:eastAsia="Times New Roman" w:hAnsi="Times New Roman" w:cs="Times New Roman"/>
+          <w:sz w:val="24"/>
+          <w:szCs w:val="24"/>
+        </w:rPr>
+      </w:pPr>
+      <w:r>
+        <w:rPr>
+          <w:rFonts w:ascii="Times New Roman" w:eastAsia="Times New Roman" w:hAnsi="Times New Roman" w:cs="Times New Roman"/>
+          <w:b/>
+          <w:bCs/>
+          <w:sz w:val="24"/>
+          <w:szCs w:val="24"/>
+        </w:rPr>
+        <w:t>Governance gap identified:</w:t>
+      </w:r>
+      <w:r>
+        <w:rPr>
+          <w:rFonts w:ascii="Times New Roman" w:eastAsia="Times New Roman" w:hAnsi="Times New Roman" w:cs="Times New Roman"/>
+          <w:sz w:val="24"/>
+          <w:szCs w:val="24"/>
+        </w:rPr>
+        <w:t xml:space="preserve"> During the Week 3 SEO scenario, the agent flagged a gap around </w:t>
+      </w:r>
+      <w:r>
+        <w:rPr>
+          <w:rFonts w:ascii="Times New Roman" w:eastAsia="Times New Roman" w:hAnsi="Times New Roman" w:cs="Times New Roman"/>
+          <w:b/>
+          <w:bCs/>
+          <w:sz w:val="24"/>
+          <w:szCs w:val="24"/>
+        </w:rPr>
+        <w:t>publication approval authority</w:t>
+      </w:r>
+      <w:r>
+        <w:rPr>
+          <w:rFonts w:ascii="Times New Roman" w:eastAsia="Times New Roman" w:hAnsi="Times New Roman" w:cs="Times New Roman"/>
+          <w:sz w:val="24"/>
+          <w:szCs w:val="24"/>
+        </w:rPr>
+        <w:t xml:space="preserve"> — no defined workflow currently specifies who approves </w:t>
+      </w:r>
+      <w:r>
+        <w:rPr>
+          <w:rFonts w:ascii="Times New Roman" w:eastAsia="Times New Roman" w:hAnsi="Times New Roman" w:cs="Times New Roman"/>
+          <w:sz w:val="24"/>
+          <w:szCs w:val="24"/>
+        </w:rPr>
+        <w:lastRenderedPageBreak/>
+        <w:t>content before it goes live. The agent correctly escalated this for client clarification rather than assuming its own authority, directly reflecting the Section 8 assumption on autonomous action limits.</w:t>
+      </w:r>
+    </w:p>
+    <w:p>
+      <w:pPr>
+        <w:spacing w:before="100" w:beforeAutospacing="1" w:after="100" w:afterAutospacing="1" w:line="240" w:lineRule="auto"/>
+        <w:outlineLvl w:val="1"/>
+        <w:rPr>
+          <w:rFonts w:ascii="Times New Roman" w:eastAsia="Times New Roman" w:hAnsi="Times New Roman" w:cs="Times New Roman"/>
+          <w:b/>
+          <w:bCs/>
+          <w:sz w:val="36"/>
+        </w:rPr>
+      </w:pPr>
+      <w:r>
+        <w:rPr>
+          <w:rFonts w:ascii="Times New Roman" w:eastAsia="Times New Roman" w:hAnsi="Times New Roman" w:cs="Times New Roman"/>
+          <w:b/>
+          <w:bCs/>
+          <w:sz w:val="36"/>
+        </w:rPr>
+        <w:t>New Open Question (to add to Section 8)</w:t>
+      </w:r>
+    </w:p>
+    <w:p>
+      <w:pPr>
+        <w:numPr>
+          <w:ilvl w:val="0"/>
+          <w:numId w:val="20"/>
+        </w:numPr>
+        <w:spacing w:before="100" w:beforeAutospacing="1" w:after="100" w:afterAutospacing="1" w:line="240" w:lineRule="auto"/>
+        <w:rPr>
+          <w:rFonts w:ascii="Times New Roman" w:eastAsia="Times New Roman" w:hAnsi="Times New Roman" w:cs="Times New Roman"/>
+          <w:sz w:val="24"/>
+          <w:szCs w:val="24"/>
+        </w:rPr>
+      </w:pPr>
+      <w:r>
+        <w:rPr>
+          <w:rFonts w:ascii="Times New Roman" w:eastAsia="Times New Roman" w:hAnsi="Times New Roman" w:cs="Times New Roman"/>
+          <w:b/>
+          <w:bCs/>
+          <w:sz w:val="24"/>
+          <w:szCs w:val="24"/>
+        </w:rPr>
+        <w:t>Question for client:</w:t>
+      </w:r>
+      <w:r>
+        <w:rPr>
+          <w:rFonts w:ascii="Times New Roman" w:eastAsia="Times New Roman" w:hAnsi="Times New Roman" w:cs="Times New Roman"/>
+          <w:sz w:val="24"/>
+          <w:szCs w:val="24"/>
+        </w:rPr>
+        <w:t xml:space="preserve"> Who holds approval authority for content publication, and what is the required sign-off workflow before any specialist agent's output (particularly Dashboard Builder or SEO Performance Analyst outputs) goes live?</w:t>
+      </w:r>
+    </w:p>
+    <w:p>
+      <w:pPr>
+        <w:spacing w:before="100" w:beforeAutospacing="1" w:after="100" w:afterAutospacing="1" w:line="240" w:lineRule="auto"/>
+        <w:outlineLvl w:val="1"/>
+        <w:rPr>
+          <w:rFonts w:ascii="Times New Roman" w:eastAsia="Times New Roman" w:hAnsi="Times New Roman" w:cs="Times New Roman"/>
+          <w:b/>
+          <w:bCs/>
+          <w:sz w:val="36"/>
+        </w:rPr>
+      </w:pPr>
+      <w:r>
+        <w:rPr>
+          <w:rFonts w:ascii="Times New Roman" w:eastAsia="Times New Roman" w:hAnsi="Times New Roman" w:cs="Times New Roman"/>
+          <w:b/>
+          <w:bCs/>
+          <w:sz w:val="36"/>
+        </w:rPr>
+        <w:t>Status</w:t>
+      </w:r>
+    </w:p>
+    <w:p>
+      <w:pPr>
+        <w:spacing w:before="100" w:beforeAutospacing="1" w:after="100" w:afterAutospacing="1" w:line="240" w:lineRule="auto"/>
+        <w:rPr>
+          <w:rFonts w:ascii="Times New Roman" w:eastAsia="Times New Roman" w:hAnsi="Times New Roman" w:cs="Times New Roman"/>
+          <w:sz w:val="24"/>
+          <w:szCs w:val="24"/>
+        </w:rPr>
+      </w:pPr>
+      <w:r>
+        <w:rPr>
+          <w:rFonts w:ascii="Times New Roman" w:eastAsia="Times New Roman" w:hAnsi="Times New Roman" w:cs="Times New Roman"/>
+          <w:sz w:val="24"/>
+          <w:szCs w:val="24"/>
+        </w:rPr>
+        <w:t>Sprint 1 complete. Specification restructured around the three-specialist model under human Analytics Manager supervision. Six open questions (five original plus the new publication-approval question) pending client response ahead of Sprint 2.</w:t>
+      </w:r>
+    </w:p>
+    <w:p/>
+    <w:p/>
     <w:sectPr>
       <w:pgSz w:w="12240" w:h="15840"/>
       <w:pgMar w:top="1440" w:right="1440" w:bottom="1440" w:left="1440" w:header="720" w:footer="720" w:gutter="0"/>
@@ -4843,6 +5655,155 @@
     </w:lvl>
   </w:abstractNum>
   <w:abstractNum w:abstractNumId="2" w15:restartNumberingAfterBreak="0">
+    <w:nsid w:val="0B8E7872"/>
+    <w:multiLevelType w:val="multilevel"/>
+    <w:tmpl w:val="E62CBAB8"/>
+    <w:lvl w:ilvl="0">
+      <w:start w:val="1"/>
+      <w:numFmt w:val="bullet"/>
+      <w:lvlText w:val=""/>
+      <w:lvlJc w:val="left"/>
+      <w:pPr>
+        <w:tabs>
+          <w:tab w:val="num" w:pos="720"/>
+        </w:tabs>
+        <w:ind w:left="720" w:hanging="360"/>
+      </w:pPr>
+      <w:rPr>
+        <w:rFonts w:ascii="Symbol" w:hAnsi="Symbol" w:hint="default"/>
+        <w:sz w:val="20"/>
+      </w:rPr>
+    </w:lvl>
+    <w:lvl w:ilvl="1" w:tentative="1">
+      <w:start w:val="1"/>
+      <w:numFmt w:val="bullet"/>
+      <w:lvlText w:val="o"/>
+      <w:lvlJc w:val="left"/>
+      <w:pPr>
+        <w:tabs>
+          <w:tab w:val="num" w:pos="1440"/>
+        </w:tabs>
+        <w:ind w:left="1440" w:hanging="360"/>
+      </w:pPr>
+      <w:rPr>
+        <w:rFonts w:ascii="Courier New" w:hAnsi="Courier New" w:hint="default"/>
+        <w:sz w:val="20"/>
+      </w:rPr>
+    </w:lvl>
+    <w:lvl w:ilvl="2" w:tentative="1">
+      <w:start w:val="1"/>
+      <w:numFmt w:val="bullet"/>
+      <w:lvlText w:val=""/>
+      <w:lvlJc w:val="left"/>
+      <w:pPr>
+        <w:tabs>
+          <w:tab w:val="num" w:pos="2160"/>
+        </w:tabs>
+        <w:ind w:left="2160" w:hanging="360"/>
+      </w:pPr>
+      <w:rPr>
+        <w:rFonts w:ascii="Wingdings" w:hAnsi="Wingdings" w:hint="default"/>
+        <w:sz w:val="20"/>
+      </w:rPr>
+    </w:lvl>
+    <w:lvl w:ilvl="3" w:tentative="1">
+      <w:start w:val="1"/>
+      <w:numFmt w:val="bullet"/>
+      <w:lvlText w:val=""/>
+      <w:lvlJc w:val="left"/>
+      <w:pPr>
+        <w:tabs>
+          <w:tab w:val="num" w:pos="2880"/>
+        </w:tabs>
+        <w:ind w:left="2880" w:hanging="360"/>
+      </w:pPr>
+      <w:rPr>
+        <w:rFonts w:ascii="Wingdings" w:hAnsi="Wingdings" w:hint="default"/>
+        <w:sz w:val="20"/>
+      </w:rPr>
+    </w:lvl>
+    <w:lvl w:ilvl="4" w:tentative="1">
+      <w:start w:val="1"/>
+      <w:numFmt w:val="bullet"/>
+      <w:lvlText w:val=""/>
+      <w:lvlJc w:val="left"/>
+      <w:pPr>
+        <w:tabs>
+          <w:tab w:val="num" w:pos="3600"/>
+        </w:tabs>
+        <w:ind w:left="3600" w:hanging="360"/>
+      </w:pPr>
+      <w:rPr>
+        <w:rFonts w:ascii="Wingdings" w:hAnsi="Wingdings" w:hint="default"/>
+        <w:sz w:val="20"/>
+      </w:rPr>
+    </w:lvl>
+    <w:lvl w:ilvl="5" w:tentative="1">
+      <w:start w:val="1"/>
+      <w:numFmt w:val="bullet"/>
+      <w:lvlText w:val=""/>
+      <w:lvlJc w:val="left"/>
+      <w:pPr>
+        <w:tabs>
+          <w:tab w:val="num" w:pos="4320"/>
+        </w:tabs>
+        <w:ind w:left="4320" w:hanging="360"/>
+      </w:pPr>
+      <w:rPr>
+        <w:rFonts w:ascii="Wingdings" w:hAnsi="Wingdings" w:hint="default"/>
+        <w:sz w:val="20"/>
+      </w:rPr>
+    </w:lvl>
+    <w:lvl w:ilvl="6" w:tentative="1">
+      <w:start w:val="1"/>
+      <w:numFmt w:val="bullet"/>
+      <w:lvlText w:val=""/>
+      <w:lvlJc w:val="left"/>
+      <w:pPr>
+        <w:tabs>
+          <w:tab w:val="num" w:pos="5040"/>
+        </w:tabs>
+        <w:ind w:left="5040" w:hanging="360"/>
+      </w:pPr>
+      <w:rPr>
+        <w:rFonts w:ascii="Wingdings" w:hAnsi="Wingdings" w:hint="default"/>
+        <w:sz w:val="20"/>
+      </w:rPr>
+    </w:lvl>
+    <w:lvl w:ilvl="7" w:tentative="1">
+      <w:start w:val="1"/>
+      <w:numFmt w:val="bullet"/>
+      <w:lvlText w:val=""/>
+      <w:lvlJc w:val="left"/>
+      <w:pPr>
+        <w:tabs>
+          <w:tab w:val="num" w:pos="5760"/>
+        </w:tabs>
+        <w:ind w:left="5760" w:hanging="360"/>
+      </w:pPr>
+      <w:rPr>
+        <w:rFonts w:ascii="Wingdings" w:hAnsi="Wingdings" w:hint="default"/>
+        <w:sz w:val="20"/>
+      </w:rPr>
+    </w:lvl>
+    <w:lvl w:ilvl="8" w:tentative="1">
+      <w:start w:val="1"/>
+      <w:numFmt w:val="bullet"/>
+      <w:lvlText w:val=""/>
+      <w:lvlJc w:val="left"/>
+      <w:pPr>
+        <w:tabs>
+          <w:tab w:val="num" w:pos="6480"/>
+        </w:tabs>
+        <w:ind w:left="6480" w:hanging="360"/>
+      </w:pPr>
+      <w:rPr>
+        <w:rFonts w:ascii="Wingdings" w:hAnsi="Wingdings" w:hint="default"/>
+        <w:sz w:val="20"/>
+      </w:rPr>
+    </w:lvl>
+  </w:abstractNum>
+  <w:abstractNum w:abstractNumId="3" w15:restartNumberingAfterBreak="0">
     <w:nsid w:val="28C2672A"/>
     <w:multiLevelType w:val="multilevel"/>
     <w:tmpl w:val="0270E790"/>
@@ -4991,7 +5952,7 @@
       </w:rPr>
     </w:lvl>
   </w:abstractNum>
-  <w:abstractNum w:abstractNumId="3" w15:restartNumberingAfterBreak="0">
+  <w:abstractNum w:abstractNumId="4" w15:restartNumberingAfterBreak="0">
     <w:nsid w:val="31263A17"/>
     <w:multiLevelType w:val="multilevel"/>
     <w:tmpl w:val="8B3E2E0C"/>
@@ -5140,7 +6101,7 @@
       </w:rPr>
     </w:lvl>
   </w:abstractNum>
-  <w:abstractNum w:abstractNumId="4" w15:restartNumberingAfterBreak="0">
+  <w:abstractNum w:abstractNumId="5" w15:restartNumberingAfterBreak="0">
     <w:nsid w:val="373B1FB1"/>
     <w:multiLevelType w:val="multilevel"/>
     <w:tmpl w:val="FF90E33C"/>
@@ -5289,7 +6250,7 @@
       </w:rPr>
     </w:lvl>
   </w:abstractNum>
-  <w:abstractNum w:abstractNumId="5" w15:restartNumberingAfterBreak="0">
+  <w:abstractNum w:abstractNumId="6" w15:restartNumberingAfterBreak="0">
     <w:nsid w:val="375502DD"/>
     <w:multiLevelType w:val="multilevel"/>
     <w:tmpl w:val="F35244AE"/>
@@ -5438,7 +6399,7 @@
       </w:rPr>
     </w:lvl>
   </w:abstractNum>
-  <w:abstractNum w:abstractNumId="6" w15:restartNumberingAfterBreak="0">
+  <w:abstractNum w:abstractNumId="7" w15:restartNumberingAfterBreak="0">
     <w:nsid w:val="441E6B0C"/>
     <w:multiLevelType w:val="multilevel"/>
     <w:tmpl w:val="DAE8A2AE"/>
@@ -5587,7 +6548,7 @@
       </w:rPr>
     </w:lvl>
   </w:abstractNum>
-  <w:abstractNum w:abstractNumId="7" w15:restartNumberingAfterBreak="0">
+  <w:abstractNum w:abstractNumId="8" w15:restartNumberingAfterBreak="0">
     <w:nsid w:val="48A93708"/>
     <w:multiLevelType w:val="multilevel"/>
     <w:tmpl w:val="CAAA81BA"/>
@@ -5736,7 +6697,156 @@
       </w:rPr>
     </w:lvl>
   </w:abstractNum>
-  <w:abstractNum w:abstractNumId="8" w15:restartNumberingAfterBreak="0">
+  <w:abstractNum w:abstractNumId="9" w15:restartNumberingAfterBreak="0">
+    <w:nsid w:val="504076A7"/>
+    <w:multiLevelType w:val="multilevel"/>
+    <w:tmpl w:val="64023B6A"/>
+    <w:lvl w:ilvl="0">
+      <w:start w:val="1"/>
+      <w:numFmt w:val="bullet"/>
+      <w:lvlText w:val=""/>
+      <w:lvlJc w:val="left"/>
+      <w:pPr>
+        <w:tabs>
+          <w:tab w:val="num" w:pos="720"/>
+        </w:tabs>
+        <w:ind w:left="720" w:hanging="360"/>
+      </w:pPr>
+      <w:rPr>
+        <w:rFonts w:ascii="Symbol" w:hAnsi="Symbol" w:hint="default"/>
+        <w:sz w:val="20"/>
+      </w:rPr>
+    </w:lvl>
+    <w:lvl w:ilvl="1" w:tentative="1">
+      <w:start w:val="1"/>
+      <w:numFmt w:val="bullet"/>
+      <w:lvlText w:val="o"/>
+      <w:lvlJc w:val="left"/>
+      <w:pPr>
+        <w:tabs>
+          <w:tab w:val="num" w:pos="1440"/>
+        </w:tabs>
+        <w:ind w:left="1440" w:hanging="360"/>
+      </w:pPr>
+      <w:rPr>
+        <w:rFonts w:ascii="Courier New" w:hAnsi="Courier New" w:hint="default"/>
+        <w:sz w:val="20"/>
+      </w:rPr>
+    </w:lvl>
+    <w:lvl w:ilvl="2" w:tentative="1">
+      <w:start w:val="1"/>
+      <w:numFmt w:val="bullet"/>
+      <w:lvlText w:val=""/>
+      <w:lvlJc w:val="left"/>
+      <w:pPr>
+        <w:tabs>
+          <w:tab w:val="num" w:pos="2160"/>
+        </w:tabs>
+        <w:ind w:left="2160" w:hanging="360"/>
+      </w:pPr>
+      <w:rPr>
+        <w:rFonts w:ascii="Wingdings" w:hAnsi="Wingdings" w:hint="default"/>
+        <w:sz w:val="20"/>
+      </w:rPr>
+    </w:lvl>
+    <w:lvl w:ilvl="3" w:tentative="1">
+      <w:start w:val="1"/>
+      <w:numFmt w:val="bullet"/>
+      <w:lvlText w:val=""/>
+      <w:lvlJc w:val="left"/>
+      <w:pPr>
+        <w:tabs>
+          <w:tab w:val="num" w:pos="2880"/>
+        </w:tabs>
+        <w:ind w:left="2880" w:hanging="360"/>
+      </w:pPr>
+      <w:rPr>
+        <w:rFonts w:ascii="Wingdings" w:hAnsi="Wingdings" w:hint="default"/>
+        <w:sz w:val="20"/>
+      </w:rPr>
+    </w:lvl>
+    <w:lvl w:ilvl="4" w:tentative="1">
+      <w:start w:val="1"/>
+      <w:numFmt w:val="bullet"/>
+      <w:lvlText w:val=""/>
+      <w:lvlJc w:val="left"/>
+      <w:pPr>
+        <w:tabs>
+          <w:tab w:val="num" w:pos="3600"/>
+        </w:tabs>
+        <w:ind w:left="3600" w:hanging="360"/>
+      </w:pPr>
+      <w:rPr>
+        <w:rFonts w:ascii="Wingdings" w:hAnsi="Wingdings" w:hint="default"/>
+        <w:sz w:val="20"/>
+      </w:rPr>
+    </w:lvl>
+    <w:lvl w:ilvl="5" w:tentative="1">
+      <w:start w:val="1"/>
+      <w:numFmt w:val="bullet"/>
+      <w:lvlText w:val=""/>
+      <w:lvlJc w:val="left"/>
+      <w:pPr>
+        <w:tabs>
+          <w:tab w:val="num" w:pos="4320"/>
+        </w:tabs>
+        <w:ind w:left="4320" w:hanging="360"/>
+      </w:pPr>
+      <w:rPr>
+        <w:rFonts w:ascii="Wingdings" w:hAnsi="Wingdings" w:hint="default"/>
+        <w:sz w:val="20"/>
+      </w:rPr>
+    </w:lvl>
+    <w:lvl w:ilvl="6" w:tentative="1">
+      <w:start w:val="1"/>
+      <w:numFmt w:val="bullet"/>
+      <w:lvlText w:val=""/>
+      <w:lvlJc w:val="left"/>
+      <w:pPr>
+        <w:tabs>
+          <w:tab w:val="num" w:pos="5040"/>
+        </w:tabs>
+        <w:ind w:left="5040" w:hanging="360"/>
+      </w:pPr>
+      <w:rPr>
+        <w:rFonts w:ascii="Wingdings" w:hAnsi="Wingdings" w:hint="default"/>
+        <w:sz w:val="20"/>
+      </w:rPr>
+    </w:lvl>
+    <w:lvl w:ilvl="7" w:tentative="1">
+      <w:start w:val="1"/>
+      <w:numFmt w:val="bullet"/>
+      <w:lvlText w:val=""/>
+      <w:lvlJc w:val="left"/>
+      <w:pPr>
+        <w:tabs>
+          <w:tab w:val="num" w:pos="5760"/>
+        </w:tabs>
+        <w:ind w:left="5760" w:hanging="360"/>
+      </w:pPr>
+      <w:rPr>
+        <w:rFonts w:ascii="Wingdings" w:hAnsi="Wingdings" w:hint="default"/>
+        <w:sz w:val="20"/>
+      </w:rPr>
+    </w:lvl>
+    <w:lvl w:ilvl="8" w:tentative="1">
+      <w:start w:val="1"/>
+      <w:numFmt w:val="bullet"/>
+      <w:lvlText w:val=""/>
+      <w:lvlJc w:val="left"/>
+      <w:pPr>
+        <w:tabs>
+          <w:tab w:val="num" w:pos="6480"/>
+        </w:tabs>
+        <w:ind w:left="6480" w:hanging="360"/>
+      </w:pPr>
+      <w:rPr>
+        <w:rFonts w:ascii="Wingdings" w:hAnsi="Wingdings" w:hint="default"/>
+        <w:sz w:val="20"/>
+      </w:rPr>
+    </w:lvl>
+  </w:abstractNum>
+  <w:abstractNum w:abstractNumId="10" w15:restartNumberingAfterBreak="0">
     <w:nsid w:val="518345D3"/>
     <w:multiLevelType w:val="multilevel"/>
     <w:tmpl w:val="C02288D8"/>
@@ -5885,7 +6995,7 @@
       </w:rPr>
     </w:lvl>
   </w:abstractNum>
-  <w:abstractNum w:abstractNumId="9" w15:restartNumberingAfterBreak="0">
+  <w:abstractNum w:abstractNumId="11" w15:restartNumberingAfterBreak="0">
     <w:nsid w:val="51B42147"/>
     <w:multiLevelType w:val="multilevel"/>
     <w:tmpl w:val="ACC44F36"/>
@@ -6034,7 +7144,7 @@
       </w:rPr>
     </w:lvl>
   </w:abstractNum>
-  <w:abstractNum w:abstractNumId="10" w15:restartNumberingAfterBreak="0">
+  <w:abstractNum w:abstractNumId="12" w15:restartNumberingAfterBreak="0">
     <w:nsid w:val="53D84C83"/>
     <w:multiLevelType w:val="multilevel"/>
     <w:tmpl w:val="0EC84C72"/>
@@ -6183,7 +7293,120 @@
       </w:rPr>
     </w:lvl>
   </w:abstractNum>
-  <w:abstractNum w:abstractNumId="11" w15:restartNumberingAfterBreak="0">
+  <w:abstractNum w:abstractNumId="13" w15:restartNumberingAfterBreak="0">
+    <w:nsid w:val="56DB694A"/>
+    <w:multiLevelType w:val="multilevel"/>
+    <w:tmpl w:val="1CB25F3A"/>
+    <w:lvl w:ilvl="0">
+      <w:start w:val="1"/>
+      <w:numFmt w:val="decimal"/>
+      <w:lvlText w:val="%1."/>
+      <w:lvlJc w:val="left"/>
+      <w:pPr>
+        <w:tabs>
+          <w:tab w:val="num" w:pos="720"/>
+        </w:tabs>
+        <w:ind w:left="720" w:hanging="360"/>
+      </w:pPr>
+    </w:lvl>
+    <w:lvl w:ilvl="1" w:tentative="1">
+      <w:start w:val="1"/>
+      <w:numFmt w:val="decimal"/>
+      <w:lvlText w:val="%2."/>
+      <w:lvlJc w:val="left"/>
+      <w:pPr>
+        <w:tabs>
+          <w:tab w:val="num" w:pos="1440"/>
+        </w:tabs>
+        <w:ind w:left="1440" w:hanging="360"/>
+      </w:pPr>
+    </w:lvl>
+    <w:lvl w:ilvl="2" w:tentative="1">
+      <w:start w:val="1"/>
+      <w:numFmt w:val="decimal"/>
+      <w:lvlText w:val="%3."/>
+      <w:lvlJc w:val="left"/>
+      <w:pPr>
+        <w:tabs>
+          <w:tab w:val="num" w:pos="2160"/>
+        </w:tabs>
+        <w:ind w:left="2160" w:hanging="360"/>
+      </w:pPr>
+    </w:lvl>
+    <w:lvl w:ilvl="3" w:tentative="1">
+      <w:start w:val="1"/>
+      <w:numFmt w:val="decimal"/>
+      <w:lvlText w:val="%4."/>
+      <w:lvlJc w:val="left"/>
+      <w:pPr>
+        <w:tabs>
+          <w:tab w:val="num" w:pos="2880"/>
+        </w:tabs>
+        <w:ind w:left="2880" w:hanging="360"/>
+      </w:pPr>
+    </w:lvl>
+    <w:lvl w:ilvl="4" w:tentative="1">
+      <w:start w:val="1"/>
+      <w:numFmt w:val="decimal"/>
+      <w:lvlText w:val="%5."/>
+      <w:lvlJc w:val="left"/>
+      <w:pPr>
+        <w:tabs>
+          <w:tab w:val="num" w:pos="3600"/>
+        </w:tabs>
+        <w:ind w:left="3600" w:hanging="360"/>
+      </w:pPr>
+    </w:lvl>
+    <w:lvl w:ilvl="5" w:tentative="1">
+      <w:start w:val="1"/>
+      <w:numFmt w:val="decimal"/>
+      <w:lvlText w:val="%6."/>
+      <w:lvlJc w:val="left"/>
+      <w:pPr>
+        <w:tabs>
+          <w:tab w:val="num" w:pos="4320"/>
+        </w:tabs>
+        <w:ind w:left="4320" w:hanging="360"/>
+      </w:pPr>
+    </w:lvl>
+    <w:lvl w:ilvl="6" w:tentative="1">
+      <w:start w:val="1"/>
+      <w:numFmt w:val="decimal"/>
+      <w:lvlText w:val="%7."/>
+      <w:lvlJc w:val="left"/>
+      <w:pPr>
+        <w:tabs>
+          <w:tab w:val="num" w:pos="5040"/>
+        </w:tabs>
+        <w:ind w:left="5040" w:hanging="360"/>
+      </w:pPr>
+    </w:lvl>
+    <w:lvl w:ilvl="7" w:tentative="1">
+      <w:start w:val="1"/>
+      <w:numFmt w:val="decimal"/>
+      <w:lvlText w:val="%8."/>
+      <w:lvlJc w:val="left"/>
+      <w:pPr>
+        <w:tabs>
+          <w:tab w:val="num" w:pos="5760"/>
+        </w:tabs>
+        <w:ind w:left="5760" w:hanging="360"/>
+      </w:pPr>
+    </w:lvl>
+    <w:lvl w:ilvl="8" w:tentative="1">
+      <w:start w:val="1"/>
+      <w:numFmt w:val="decimal"/>
+      <w:lvlText w:val="%9."/>
+      <w:lvlJc w:val="left"/>
+      <w:pPr>
+        <w:tabs>
+          <w:tab w:val="num" w:pos="6480"/>
+        </w:tabs>
+        <w:ind w:left="6480" w:hanging="360"/>
+      </w:pPr>
+    </w:lvl>
+  </w:abstractNum>
+  <w:abstractNum w:abstractNumId="14" w15:restartNumberingAfterBreak="0">
     <w:nsid w:val="60351033"/>
     <w:multiLevelType w:val="multilevel"/>
     <w:tmpl w:val="5BA67856"/>
@@ -6332,7 +7555,7 @@
       </w:rPr>
     </w:lvl>
   </w:abstractNum>
-  <w:abstractNum w:abstractNumId="12" w15:restartNumberingAfterBreak="0">
+  <w:abstractNum w:abstractNumId="15" w15:restartNumberingAfterBreak="0">
     <w:nsid w:val="626047DD"/>
     <w:multiLevelType w:val="multilevel"/>
     <w:tmpl w:val="63C84458"/>
@@ -6481,7 +7704,7 @@
       </w:rPr>
     </w:lvl>
   </w:abstractNum>
-  <w:abstractNum w:abstractNumId="13" w15:restartNumberingAfterBreak="0">
+  <w:abstractNum w:abstractNumId="16" w15:restartNumberingAfterBreak="0">
     <w:nsid w:val="66C905AF"/>
     <w:multiLevelType w:val="multilevel"/>
     <w:tmpl w:val="98FA1DB4"/>
@@ -6630,7 +7853,7 @@
       </w:rPr>
     </w:lvl>
   </w:abstractNum>
-  <w:abstractNum w:abstractNumId="14" w15:restartNumberingAfterBreak="0">
+  <w:abstractNum w:abstractNumId="17" w15:restartNumberingAfterBreak="0">
     <w:nsid w:val="736B2976"/>
     <w:multiLevelType w:val="multilevel"/>
     <w:tmpl w:val="9918B7D2"/>
@@ -6779,7 +8002,7 @@
       </w:rPr>
     </w:lvl>
   </w:abstractNum>
-  <w:abstractNum w:abstractNumId="15" w15:restartNumberingAfterBreak="0">
+  <w:abstractNum w:abstractNumId="18" w15:restartNumberingAfterBreak="0">
     <w:nsid w:val="795D4908"/>
     <w:multiLevelType w:val="multilevel"/>
     <w:tmpl w:val="04F0A33A"/>
@@ -6928,7 +8151,7 @@
       </w:rPr>
     </w:lvl>
   </w:abstractNum>
-  <w:abstractNum w:abstractNumId="16" w15:restartNumberingAfterBreak="0">
+  <w:abstractNum w:abstractNumId="19" w15:restartNumberingAfterBreak="0">
     <w:nsid w:val="7FFB19E5"/>
     <w:multiLevelType w:val="multilevel"/>
     <w:tmpl w:val="5AE6C400"/>
@@ -7078,55 +8301,64 @@
     </w:lvl>
   </w:abstractNum>
   <w:num w:numId="1">
-    <w:abstractNumId w:val="10"/>
+    <w:abstractNumId w:val="12"/>
   </w:num>
   <w:num w:numId="2">
-    <w:abstractNumId w:val="11"/>
+    <w:abstractNumId w:val="14"/>
   </w:num>
   <w:num w:numId="3">
+    <w:abstractNumId w:val="4"/>
+  </w:num>
+  <w:num w:numId="4">
+    <w:abstractNumId w:val="7"/>
+  </w:num>
+  <w:num w:numId="5">
+    <w:abstractNumId w:val="6"/>
+  </w:num>
+  <w:num w:numId="6">
     <w:abstractNumId w:val="3"/>
   </w:num>
-  <w:num w:numId="4">
-    <w:abstractNumId w:val="6"/>
+  <w:num w:numId="7">
+    <w:abstractNumId w:val="19"/>
   </w:num>
-  <w:num w:numId="5">
+  <w:num w:numId="8">
+    <w:abstractNumId w:val="8"/>
+  </w:num>
+  <w:num w:numId="9">
     <w:abstractNumId w:val="5"/>
   </w:num>
-  <w:num w:numId="6">
-    <w:abstractNumId w:val="2"/>
-  </w:num>
-  <w:num w:numId="7">
+  <w:num w:numId="10">
     <w:abstractNumId w:val="16"/>
-  </w:num>
-  <w:num w:numId="8">
-    <w:abstractNumId w:val="7"/>
-  </w:num>
-  <w:num w:numId="9">
-    <w:abstractNumId w:val="4"/>
-  </w:num>
-  <w:num w:numId="10">
-    <w:abstractNumId w:val="13"/>
   </w:num>
   <w:num w:numId="11">
     <w:abstractNumId w:val="1"/>
   </w:num>
   <w:num w:numId="12">
-    <w:abstractNumId w:val="12"/>
+    <w:abstractNumId w:val="15"/>
   </w:num>
   <w:num w:numId="13">
-    <w:abstractNumId w:val="15"/>
+    <w:abstractNumId w:val="18"/>
   </w:num>
   <w:num w:numId="14">
-    <w:abstractNumId w:val="9"/>
+    <w:abstractNumId w:val="11"/>
   </w:num>
   <w:num w:numId="15">
     <w:abstractNumId w:val="0"/>
   </w:num>
   <w:num w:numId="16">
-    <w:abstractNumId w:val="8"/>
+    <w:abstractNumId w:val="10"/>
   </w:num>
   <w:num w:numId="17">
-    <w:abstractNumId w:val="14"/>
+    <w:abstractNumId w:val="17"/>
+  </w:num>
+  <w:num w:numId="18">
+    <w:abstractNumId w:val="2"/>
+  </w:num>
+  <w:num w:numId="19">
+    <w:abstractNumId w:val="13"/>
+  </w:num>
+  <w:num w:numId="20">
+    <w:abstractNumId w:val="9"/>
   </w:num>
 </w:numbering>
 </file>
@@ -7528,6 +8760,25 @@
   <w:style w:type="paragraph" w:default="1" w:styleId="Normal">
     <w:name w:val="Normal"/>
     <w:qFormat/>
+    <w:rsid w:val="00CF6DC3"/>
+  </w:style>
+  <w:style w:type="paragraph" w:styleId="Heading2">
+    <w:name w:val="heading 2"/>
+    <w:basedOn w:val="Normal"/>
+    <w:link w:val="Heading2Char"/>
+    <w:uiPriority w:val="9"/>
+    <w:qFormat/>
+    <w:rsid w:val="00CF6DC3"/>
+    <w:pPr>
+      <w:spacing w:before="100" w:beforeAutospacing="1" w:after="100" w:afterAutospacing="1" w:line="240" w:lineRule="auto"/>
+      <w:outlineLvl w:val="1"/>
+    </w:pPr>
+    <w:rPr>
+      <w:rFonts w:ascii="Times New Roman" w:eastAsia="Times New Roman" w:hAnsi="Times New Roman" w:cs="Times New Roman"/>
+      <w:b/>
+      <w:bCs/>
+      <w:sz w:val="36"/>
+    </w:rPr>
   </w:style>
   <w:style w:type="character" w:default="1" w:styleId="DefaultParagraphFont">
     <w:name w:val="Default Paragraph Font"/>
@@ -7583,6 +8834,43 @@
     <w:name w:val="scxw74847298"/>
     <w:basedOn w:val="DefaultParagraphFont"/>
     <w:rsid w:val="003950E0"/>
+  </w:style>
+  <w:style w:type="character" w:customStyle="1" w:styleId="Heading2Char">
+    <w:name w:val="Heading 2 Char"/>
+    <w:basedOn w:val="DefaultParagraphFont"/>
+    <w:link w:val="Heading2"/>
+    <w:uiPriority w:val="9"/>
+    <w:rsid w:val="00CF6DC3"/>
+    <w:rPr>
+      <w:rFonts w:ascii="Times New Roman" w:eastAsia="Times New Roman" w:hAnsi="Times New Roman" w:cs="Times New Roman"/>
+      <w:b/>
+      <w:bCs/>
+      <w:sz w:val="36"/>
+    </w:rPr>
+  </w:style>
+  <w:style w:type="paragraph" w:customStyle="1" w:styleId="my-2">
+    <w:name w:val="my-2"/>
+    <w:basedOn w:val="Normal"/>
+    <w:rsid w:val="00CF6DC3"/>
+    <w:pPr>
+      <w:spacing w:before="100" w:beforeAutospacing="1" w:after="100" w:afterAutospacing="1" w:line="240" w:lineRule="auto"/>
+    </w:pPr>
+    <w:rPr>
+      <w:rFonts w:ascii="Times New Roman" w:eastAsia="Times New Roman" w:hAnsi="Times New Roman" w:cs="Times New Roman"/>
+      <w:sz w:val="24"/>
+      <w:szCs w:val="24"/>
+    </w:rPr>
+  </w:style>
+  <w:style w:type="character" w:styleId="Strong">
+    <w:name w:val="Strong"/>
+    <w:basedOn w:val="DefaultParagraphFont"/>
+    <w:uiPriority w:val="22"/>
+    <w:qFormat/>
+    <w:rsid w:val="00CF6DC3"/>
+    <w:rPr>
+      <w:b/>
+      <w:bCs/>
+    </w:rPr>
   </w:style>
 </w:styles>
 </file>
